--- a/e-project.docx
+++ b/e-project.docx
@@ -577,6 +577,41 @@
       <w:pPr>
         <w:spacing w:after="80"/>
         <w:jc w:val="center"/>
+        <w:rPr>
+          <w:b/>
+          <w:bCs/>
+          <w:color w:val="6B3E26"/>
+          <w:sz w:val="24"/>
+          <w:szCs w:val="24"/>
+        </w:rPr>
+      </w:pPr>
+      <w:r>
+        <w:rPr>
+          <w:b/>
+          <w:bCs/>
+          <w:color w:val="6B3E26"/>
+          <w:sz w:val="24"/>
+          <w:szCs w:val="24"/>
+        </w:rPr>
+        <w:t xml:space="preserve">Supervisor: Rimsha </w:t>
+      </w:r>
+      <w:proofErr w:type="spellStart"/>
+      <w:r>
+        <w:rPr>
+          <w:b/>
+          <w:bCs/>
+          <w:color w:val="6B3E26"/>
+          <w:sz w:val="24"/>
+          <w:szCs w:val="24"/>
+        </w:rPr>
+        <w:t>sajid</w:t>
+      </w:r>
+      <w:proofErr w:type="spellEnd"/>
+    </w:p>
+    <w:p>
+      <w:pPr>
+        <w:spacing w:after="80"/>
+        <w:jc w:val="center"/>
       </w:pPr>
       <w:r>
         <w:rPr>
@@ -6083,7 +6118,7 @@
           <w:noProof/>
         </w:rPr>
         <w:drawing>
-          <wp:inline distT="0" distB="0" distL="0" distR="0" wp14:anchorId="45FADC12" wp14:editId="7B746AAD">
+          <wp:inline distT="0" distB="0" distL="0" distR="0" wp14:anchorId="45FADC12" wp14:editId="72BF31E8">
             <wp:extent cx="5731510" cy="2769235"/>
             <wp:effectExtent l="0" t="0" r="2540" b="0"/>
             <wp:docPr id="1849341582" name="Picture 3"/>
@@ -6263,7 +6298,7 @@
           <w:noProof/>
         </w:rPr>
         <w:drawing>
-          <wp:inline distT="0" distB="0" distL="0" distR="0" wp14:anchorId="1CC7083C" wp14:editId="7EED94DA">
+          <wp:inline distT="0" distB="0" distL="0" distR="0" wp14:anchorId="1CC7083C" wp14:editId="5837E0FD">
             <wp:extent cx="5731510" cy="274955"/>
             <wp:effectExtent l="0" t="0" r="2540" b="0"/>
             <wp:docPr id="644936228" name="Picture 4"/>
